--- a/testakten/sozialrecht-teilhabeassistenz-autismus-berufsschule-regensburg/02_fachaerztliche_stellungnahme_2026-05-29.docx
+++ b/testakten/sozialrecht-teilhabeassistenz-autismus-berufsschule-regensburg/02_fachaerztliche_stellungnahme_2026-05-29.docx
@@ -465,7 +465,7 @@
         <w:color w:val="5C6569"/>
         <w:sz w:val="14"/>
       </w:rPr>
-      <w:t>Telefon 0941 30718-0 · Telefax 0941 30718-18 · praxis@kjp-wahl.example</w:t>
+      <w:t>Telefon 0941 30718-0 · Telefax 0941 30718-18 · praxis@kjp-wahl.de</w:t>
     </w:r>
   </w:p>
   <w:p>
